--- a/tillsyn/A 2142-2019 tillsynsbegäran.docx
+++ b/tillsyn/A 2142-2019 tillsynsbegäran.docx
@@ -12,7 +12,7 @@
     </w:p>
     <w:p>
       <w:r>
-        <w:t>Detta dokument behandlar höga naturvärden i avverkningsamälan A 2142-2019 i Örnsköldsviks kommun. Denna avverkningsanmälan inkom 2019-01-02 och omfattar 7,5 ha.</w:t>
+        <w:t>Detta dokument behandlar höga naturvärden i avverkningsanmälan A 2142-2019 i Örnsköldsviks kommun. Denna avverkningsanmälan inkom 2019-01-02 och omfattar 7,5 ha.</w:t>
       </w:r>
     </w:p>
     <w:p>
@@ -425,7 +425,7 @@
     <w:r>
       <w:tab/>
       <w:tab/>
-      <w:t>2023-11-28</w:t>
+      <w:t>2023-11-29</w:t>
       <w:br/>
       <w:br/>
     </w:r>

--- a/tillsyn/A 2142-2019 tillsynsbegäran.docx
+++ b/tillsyn/A 2142-2019 tillsynsbegäran.docx
@@ -425,7 +425,7 @@
     <w:r>
       <w:tab/>
       <w:tab/>
-      <w:t>2023-11-29</w:t>
+      <w:t>2023-11-30</w:t>
       <w:br/>
       <w:br/>
     </w:r>

--- a/tillsyn/A 2142-2019 tillsynsbegäran.docx
+++ b/tillsyn/A 2142-2019 tillsynsbegäran.docx
@@ -425,7 +425,7 @@
     <w:r>
       <w:tab/>
       <w:tab/>
-      <w:t>2023-11-30</w:t>
+      <w:t>2023-12-01</w:t>
       <w:br/>
       <w:br/>
     </w:r>

--- a/tillsyn/A 2142-2019 tillsynsbegäran.docx
+++ b/tillsyn/A 2142-2019 tillsynsbegäran.docx
@@ -425,7 +425,7 @@
     <w:r>
       <w:tab/>
       <w:tab/>
-      <w:t>2023-12-01</w:t>
+      <w:t>2023-12-02</w:t>
       <w:br/>
       <w:br/>
     </w:r>

--- a/tillsyn/A 2142-2019 tillsynsbegäran.docx
+++ b/tillsyn/A 2142-2019 tillsynsbegäran.docx
@@ -425,7 +425,7 @@
     <w:r>
       <w:tab/>
       <w:tab/>
-      <w:t>2023-12-02</w:t>
+      <w:t>2023-12-03</w:t>
       <w:br/>
       <w:br/>
     </w:r>

--- a/tillsyn/A 2142-2019 tillsynsbegäran.docx
+++ b/tillsyn/A 2142-2019 tillsynsbegäran.docx
@@ -425,7 +425,7 @@
     <w:r>
       <w:tab/>
       <w:tab/>
-      <w:t>2023-12-03</w:t>
+      <w:t>2023-12-04</w:t>
       <w:br/>
       <w:br/>
     </w:r>

--- a/tillsyn/A 2142-2019 tillsynsbegäran.docx
+++ b/tillsyn/A 2142-2019 tillsynsbegäran.docx
@@ -425,7 +425,7 @@
     <w:r>
       <w:tab/>
       <w:tab/>
-      <w:t>2023-12-04</w:t>
+      <w:t>2023-12-05</w:t>
       <w:br/>
       <w:br/>
     </w:r>

--- a/tillsyn/A 2142-2019 tillsynsbegäran.docx
+++ b/tillsyn/A 2142-2019 tillsynsbegäran.docx
@@ -425,7 +425,7 @@
     <w:r>
       <w:tab/>
       <w:tab/>
-      <w:t>2023-12-05</w:t>
+      <w:t>2023-12-06</w:t>
       <w:br/>
       <w:br/>
     </w:r>

--- a/tillsyn/A 2142-2019 tillsynsbegäran.docx
+++ b/tillsyn/A 2142-2019 tillsynsbegäran.docx
@@ -425,7 +425,7 @@
     <w:r>
       <w:tab/>
       <w:tab/>
-      <w:t>2023-12-06</w:t>
+      <w:t>2023-12-07</w:t>
       <w:br/>
       <w:br/>
     </w:r>

--- a/tillsyn/A 2142-2019 tillsynsbegäran.docx
+++ b/tillsyn/A 2142-2019 tillsynsbegäran.docx
@@ -425,7 +425,7 @@
     <w:r>
       <w:tab/>
       <w:tab/>
-      <w:t>2023-12-07</w:t>
+      <w:t>2023-12-08</w:t>
       <w:br/>
       <w:br/>
     </w:r>

--- a/tillsyn/A 2142-2019 tillsynsbegäran.docx
+++ b/tillsyn/A 2142-2019 tillsynsbegäran.docx
@@ -425,7 +425,7 @@
     <w:r>
       <w:tab/>
       <w:tab/>
-      <w:t>2023-12-08</w:t>
+      <w:t>2023-12-09</w:t>
       <w:br/>
       <w:br/>
     </w:r>

--- a/tillsyn/A 2142-2019 tillsynsbegäran.docx
+++ b/tillsyn/A 2142-2019 tillsynsbegäran.docx
@@ -425,7 +425,7 @@
     <w:r>
       <w:tab/>
       <w:tab/>
-      <w:t>2023-12-09</w:t>
+      <w:t>2023-12-10</w:t>
       <w:br/>
       <w:br/>
     </w:r>

--- a/tillsyn/A 2142-2019 tillsynsbegäran.docx
+++ b/tillsyn/A 2142-2019 tillsynsbegäran.docx
@@ -425,7 +425,7 @@
     <w:r>
       <w:tab/>
       <w:tab/>
-      <w:t>2023-12-10</w:t>
+      <w:t>2023-12-11</w:t>
       <w:br/>
       <w:br/>
     </w:r>

--- a/tillsyn/A 2142-2019 tillsynsbegäran.docx
+++ b/tillsyn/A 2142-2019 tillsynsbegäran.docx
@@ -425,7 +425,7 @@
     <w:r>
       <w:tab/>
       <w:tab/>
-      <w:t>2023-12-11</w:t>
+      <w:t>2023-12-12</w:t>
       <w:br/>
       <w:br/>
     </w:r>

--- a/tillsyn/A 2142-2019 tillsynsbegäran.docx
+++ b/tillsyn/A 2142-2019 tillsynsbegäran.docx
@@ -425,7 +425,7 @@
     <w:r>
       <w:tab/>
       <w:tab/>
-      <w:t>2023-12-12</w:t>
+      <w:t>2023-12-13</w:t>
       <w:br/>
       <w:br/>
     </w:r>

--- a/tillsyn/A 2142-2019 tillsynsbegäran.docx
+++ b/tillsyn/A 2142-2019 tillsynsbegäran.docx
@@ -425,7 +425,7 @@
     <w:r>
       <w:tab/>
       <w:tab/>
-      <w:t>2023-12-13</w:t>
+      <w:t>2023-12-14</w:t>
       <w:br/>
       <w:br/>
     </w:r>

--- a/tillsyn/A 2142-2019 tillsynsbegäran.docx
+++ b/tillsyn/A 2142-2019 tillsynsbegäran.docx
@@ -425,7 +425,7 @@
     <w:r>
       <w:tab/>
       <w:tab/>
-      <w:t>2023-12-14</w:t>
+      <w:t>2023-12-15</w:t>
       <w:br/>
       <w:br/>
     </w:r>

--- a/tillsyn/A 2142-2019 tillsynsbegäran.docx
+++ b/tillsyn/A 2142-2019 tillsynsbegäran.docx
@@ -425,7 +425,7 @@
     <w:r>
       <w:tab/>
       <w:tab/>
-      <w:t>2023-12-15</w:t>
+      <w:t>2023-12-16</w:t>
       <w:br/>
       <w:br/>
     </w:r>

--- a/tillsyn/A 2142-2019 tillsynsbegäran.docx
+++ b/tillsyn/A 2142-2019 tillsynsbegäran.docx
@@ -425,7 +425,7 @@
     <w:r>
       <w:tab/>
       <w:tab/>
-      <w:t>2023-12-16</w:t>
+      <w:t>2023-12-17</w:t>
       <w:br/>
       <w:br/>
     </w:r>

--- a/tillsyn/A 2142-2019 tillsynsbegäran.docx
+++ b/tillsyn/A 2142-2019 tillsynsbegäran.docx
@@ -425,7 +425,7 @@
     <w:r>
       <w:tab/>
       <w:tab/>
-      <w:t>2023-12-17</w:t>
+      <w:t>2023-12-19</w:t>
       <w:br/>
       <w:br/>
     </w:r>

--- a/tillsyn/A 2142-2019 tillsynsbegäran.docx
+++ b/tillsyn/A 2142-2019 tillsynsbegäran.docx
@@ -425,7 +425,7 @@
     <w:r>
       <w:tab/>
       <w:tab/>
-      <w:t>2023-12-19</w:t>
+      <w:t>2023-12-20</w:t>
       <w:br/>
       <w:br/>
     </w:r>

--- a/tillsyn/A 2142-2019 tillsynsbegäran.docx
+++ b/tillsyn/A 2142-2019 tillsynsbegäran.docx
@@ -425,7 +425,7 @@
     <w:r>
       <w:tab/>
       <w:tab/>
-      <w:t>2023-12-20</w:t>
+      <w:t>2023-12-21</w:t>
       <w:br/>
       <w:br/>
     </w:r>

--- a/tillsyn/A 2142-2019 tillsynsbegäran.docx
+++ b/tillsyn/A 2142-2019 tillsynsbegäran.docx
@@ -35,7 +35,7 @@
     </w:p>
     <w:p>
       <w:r>
-        <w:t>I avverkningsanmälan har följande 4 naturvårdsarter hittats: rynkskinn (VU), rosenticka (NT), tretåig hackspett (NT, §4) och ullticka (NT). Av dessa är 4 rödlistade. För rödlistade arter har rödlistekategorin angivits inom parentes. För fridlysta arter anges även paragrafen i Artskyddsförordningen som arten är fridlyst enligt.</w:t>
+        <w:t>I avverkningsanmälan har följande 13 naturvårdsarter hittats: lappticka (VU), rynkskinn (VU), doftskinn (NT), granticka (NT), kolflarnlav (NT), lunglav (NT), motaggsvamp (NT), rosenticka (NT), skrovlig taggsvamp (NT), tretåig hackspett (NT, §4), ullticka (NT), bronshjon (S) och tjäder (§4). Av dessa är 11 rödlistade. För rödlistade arter har rödlistekategorin angivits inom parentes. Arter som är signalarter enligt Skogsstyrelsen har markerats med (S). För fridlysta arter anges även paragrafen i Artskyddsförordningen som arten är fridlyst enligt.</w:t>
       </w:r>
     </w:p>
     <w:p>
@@ -100,7 +100,7 @@
     </w:p>
     <w:p>
       <w:r>
-        <w:t>Följande fridlysta arter har sina livsmiljöer och växtplatser i den avverkningsanmälda skogen: tretåig hackspett (NT, §4).</w:t>
+        <w:t>Följande fridlysta arter har sina livsmiljöer och växtplatser i den avverkningsanmälda skogen: tretåig hackspett (NT, §4) och tjäder (§4).</w:t>
       </w:r>
       <w:r>
         <w:t xml:space="preserve"> I BILAGA 1 finns information om ekologi samt krav på livsmiljö hos fridlysta arter.</w:t>
@@ -297,6 +297,41 @@
         <w:t>Acta Ornithologica 40(1): 53–60.</w:t>
       </w:r>
     </w:p>
+    <w:p>
+      <w:pPr>
+        <w:pStyle w:val="Heading1"/>
+      </w:pPr>
+      <w:r>
+        <w:t>Tjäder – ekologi samt krav på livsmiljön</w:t>
+      </w:r>
+    </w:p>
+    <w:p>
+      <w:r>
+        <w:t xml:space="preserve">Tjäder (§4) är en utpräglad skogsfågel knuten till större sammanhängande barrskogsområden. Tupparna och hönorna utnyttjar till viss del olika miljöer, och   habitatvalet varierar dessutom mellan olika delar av året. För att det ska finnas livskraftiga tjäderbestånd krävs funktionella skogslandskap med en blandning av uppvuxen, gles och luckig skog, täta sumpskogar, myrar och andra små våtmarker. Arten försvinner när skogen fragmenteras och den sammanlagda arealen hyggen och andra öppna områden blir för stor. Ett småskaligt och försiktigt virkesuttag genom hyggesfria metoder kan i vissa fall vara möjligt i området inom 200 m från lekcentrum. Längre ut från lekcentrum, inom 200–500 m bör den avverkade ytan inte överskrida 1 hektar för att undvika alltför stora och snabba förändringar. </w:t>
+      </w:r>
+    </w:p>
+    <w:p>
+      <w:pPr>
+        <w:pStyle w:val="Heading2"/>
+      </w:pPr>
+      <w:r>
+        <w:t>Referenser - tjäder</w:t>
+      </w:r>
+    </w:p>
+    <w:p>
+      <w:r>
+        <w:t xml:space="preserve">Skogsstyrelsen, 2019. </w:t>
+      </w:r>
+      <w:r>
+        <w:rPr>
+          <w:i/>
+        </w:rPr>
+        <w:t xml:space="preserve">Vägledning för hänsyn till fåglar – tjäder. </w:t>
+      </w:r>
+      <w:r>
+        <w:t>https://www.skogsstyrelsen.se/globalassets/lag-och-tillsyn/artskydd/vagledningar-for-hansyn-till-faglar/tjader-vagledning-hansyn2.pdf</w:t>
+      </w:r>
+    </w:p>
     <w:sectPr>
       <w:headerReference w:type="even" r:id="rId8"/>
       <w:headerReference w:type="default" r:id="rId9"/>
@@ -425,7 +460,7 @@
     <w:r>
       <w:tab/>
       <w:tab/>
-      <w:t>2023-12-21</w:t>
+      <w:t>2023-12-22</w:t>
       <w:br/>
       <w:br/>
     </w:r>

--- a/tillsyn/A 2142-2019 tillsynsbegäran.docx
+++ b/tillsyn/A 2142-2019 tillsynsbegäran.docx
@@ -460,7 +460,7 @@
     <w:r>
       <w:tab/>
       <w:tab/>
-      <w:t>2023-12-22</w:t>
+      <w:t>2023-12-23</w:t>
       <w:br/>
       <w:br/>
     </w:r>

--- a/tillsyn/A 2142-2019 tillsynsbegäran.docx
+++ b/tillsyn/A 2142-2019 tillsynsbegäran.docx
@@ -460,7 +460,7 @@
     <w:r>
       <w:tab/>
       <w:tab/>
-      <w:t>2023-12-23</w:t>
+      <w:t>2023-12-27</w:t>
       <w:br/>
       <w:br/>
     </w:r>

--- a/tillsyn/A 2142-2019 tillsynsbegäran.docx
+++ b/tillsyn/A 2142-2019 tillsynsbegäran.docx
@@ -460,7 +460,7 @@
     <w:r>
       <w:tab/>
       <w:tab/>
-      <w:t>2023-12-27</w:t>
+      <w:t>2023-12-30</w:t>
       <w:br/>
       <w:br/>
     </w:r>

--- a/tillsyn/A 2142-2019 tillsynsbegäran.docx
+++ b/tillsyn/A 2142-2019 tillsynsbegäran.docx
@@ -460,7 +460,7 @@
     <w:r>
       <w:tab/>
       <w:tab/>
-      <w:t>2023-12-30</w:t>
+      <w:t>2023-12-31</w:t>
       <w:br/>
       <w:br/>
     </w:r>

--- a/tillsyn/A 2142-2019 tillsynsbegäran.docx
+++ b/tillsyn/A 2142-2019 tillsynsbegäran.docx
@@ -460,7 +460,7 @@
     <w:r>
       <w:tab/>
       <w:tab/>
-      <w:t>2023-12-31</w:t>
+      <w:t>2024-01-01</w:t>
       <w:br/>
       <w:br/>
     </w:r>

--- a/tillsyn/A 2142-2019 tillsynsbegäran.docx
+++ b/tillsyn/A 2142-2019 tillsynsbegäran.docx
@@ -460,7 +460,7 @@
     <w:r>
       <w:tab/>
       <w:tab/>
-      <w:t>2024-01-01</w:t>
+      <w:t>2024-01-02</w:t>
       <w:br/>
       <w:br/>
     </w:r>

--- a/tillsyn/A 2142-2019 tillsynsbegäran.docx
+++ b/tillsyn/A 2142-2019 tillsynsbegäran.docx
@@ -460,7 +460,7 @@
     <w:r>
       <w:tab/>
       <w:tab/>
-      <w:t>2024-01-02</w:t>
+      <w:t>2024-01-03</w:t>
       <w:br/>
       <w:br/>
     </w:r>

--- a/tillsyn/A 2142-2019 tillsynsbegäran.docx
+++ b/tillsyn/A 2142-2019 tillsynsbegäran.docx
@@ -460,7 +460,7 @@
     <w:r>
       <w:tab/>
       <w:tab/>
-      <w:t>2024-02-15</w:t>
+      <w:t>2024-02-16</w:t>
       <w:br/>
       <w:br/>
     </w:r>

--- a/tillsyn/A 2142-2019 tillsynsbegäran.docx
+++ b/tillsyn/A 2142-2019 tillsynsbegäran.docx
@@ -460,7 +460,7 @@
     <w:r>
       <w:tab/>
       <w:tab/>
-      <w:t>2024-02-16</w:t>
+      <w:t>2024-02-19</w:t>
       <w:br/>
       <w:br/>
     </w:r>

--- a/tillsyn/A 2142-2019 tillsynsbegäran.docx
+++ b/tillsyn/A 2142-2019 tillsynsbegäran.docx
@@ -460,7 +460,7 @@
     <w:r>
       <w:tab/>
       <w:tab/>
-      <w:t>2024-02-19</w:t>
+      <w:t>2024-02-21</w:t>
       <w:br/>
       <w:br/>
     </w:r>

--- a/tillsyn/A 2142-2019 tillsynsbegäran.docx
+++ b/tillsyn/A 2142-2019 tillsynsbegäran.docx
@@ -460,7 +460,7 @@
     <w:r>
       <w:tab/>
       <w:tab/>
-      <w:t>2024-02-21</w:t>
+      <w:t>2024-02-22</w:t>
       <w:br/>
       <w:br/>
     </w:r>

--- a/tillsyn/A 2142-2019 tillsynsbegäran.docx
+++ b/tillsyn/A 2142-2019 tillsynsbegäran.docx
@@ -460,7 +460,7 @@
     <w:r>
       <w:tab/>
       <w:tab/>
-      <w:t>2024-02-22</w:t>
+      <w:t>2024-02-23</w:t>
       <w:br/>
       <w:br/>
     </w:r>

--- a/tillsyn/A 2142-2019 tillsynsbegäran.docx
+++ b/tillsyn/A 2142-2019 tillsynsbegäran.docx
@@ -102,13 +102,9 @@
       <w:r>
         <w:t>Följande fridlysta arter har sina livsmiljöer och växtplatser i den avverkningsanmälda skogen: tretåig hackspett (NT, §4) och tjäder (§4).</w:t>
       </w:r>
-      <w:r>
-        <w:t xml:space="preserve"> I BILAGA 1 finns information om ekologi samt krav på livsmiljö hos fridlysta arter.</w:t>
-      </w:r>
     </w:p>
     <w:p>
       <w:r>
-        <w:br/>
         <w:t xml:space="preserve">Observera att medlemsländerna är skyldiga att agera i enlighet med EU:s fågeldirektiv där det uttryckligen står att direktivet gäller för fåglar samt för deras ägg, bon och </w:t>
       </w:r>
       <w:r>
@@ -123,6 +119,22 @@
     </w:p>
     <w:p>
       <w:r>
+        <w:rPr>
+          <w:b/>
+        </w:rPr>
+        <w:t>Tretåig hackspett (NT, §4)</w:t>
+      </w:r>
+      <w:r>
+        <w:t xml:space="preserve"> är rödlistad som nära hotad och ingår i bilaga 1 i EU:s fågeldirektiv. Tretåig hackspett är för sin överlevnad beroende av kontinuerlig tillförsel av äldre döende och död ved, som sker genom naturliga självgallringsprocesser i äldre grannaturskogar och barrblandade naturskogar. Om en skog genom skogsbruk gallras eller glesas ur så upphör och uteblir i stort sett den naturliga självgallringsprocessen för mycket lång tid framöver vilket omöjliggör upprätthållandet av den kontinuerliga ekologiska funktionen i ett område. Det finns studier som visar att naturskogens självgallringsprocess som den tretåiga hackspetten är beroende av, inte kan ersättas med efterlämnad hänsyn i skogsbruket (Imbeau &amp; Desrochers, 2002). Storleken på häckningsreviret varierar med skogstypen, förekomsten av död ved och graden av fragmentering, men är i allmänhet i storleksordningen 25–100 hektar. Vintertid krävs ofta betydligt större områden och det finns studier som antyder att arten behöver minst 100 hektar äldre skog. I områden med låg bonitet kan det behövas över 200 hektar lämpligt habitat för att ett par ska kunna reproducera sig (Skogsstyrelsen, 2016).</w:t>
+      </w:r>
+    </w:p>
+    <w:p>
+      <w:r>
+        <w:t>I BILAGA 1 finns mer detaljerad information om ekologi samt krav på livsmiljö hos fridlysta arter.</w:t>
+      </w:r>
+    </w:p>
+    <w:p>
+      <w:r>
         <w:br w:type="page"/>
       </w:r>
     </w:p>
@@ -132,6 +144,41 @@
       </w:pPr>
       <w:r>
         <w:t>BILAGA 1 - Fridlysta arter</w:t>
+      </w:r>
+    </w:p>
+    <w:p>
+      <w:pPr>
+        <w:pStyle w:val="Heading1"/>
+      </w:pPr>
+      <w:r>
+        <w:t>Tjäder – ekologi samt krav på livsmiljön</w:t>
+      </w:r>
+    </w:p>
+    <w:p>
+      <w:r>
+        <w:t xml:space="preserve">Tjäder (§4) är en utpräglad skogsfågel knuten till större sammanhängande barrskogsområden. Tupparna och hönorna utnyttjar till viss del olika miljöer, och   habitatvalet varierar dessutom mellan olika delar av året. För att det ska finnas livskraftiga tjäderbestånd krävs funktionella skogslandskap med en blandning av uppvuxen, gles och luckig skog, täta sumpskogar, myrar och andra små våtmarker. Arten försvinner när skogen fragmenteras och den sammanlagda arealen hyggen och andra öppna områden blir för stor. Ett småskaligt och försiktigt virkesuttag genom hyggesfria metoder kan i vissa fall vara möjligt i området inom 200 m från lekcentrum. Längre ut från lekcentrum, inom 200–500 m bör den avverkade ytan inte överskrida 1 hektar för att undvika alltför stora och snabba förändringar. </w:t>
+      </w:r>
+    </w:p>
+    <w:p>
+      <w:pPr>
+        <w:pStyle w:val="Heading2"/>
+      </w:pPr>
+      <w:r>
+        <w:t>Referenser - tjäder</w:t>
+      </w:r>
+    </w:p>
+    <w:p>
+      <w:r>
+        <w:t xml:space="preserve">Skogsstyrelsen, 2019. </w:t>
+      </w:r>
+      <w:r>
+        <w:rPr>
+          <w:i/>
+        </w:rPr>
+        <w:t xml:space="preserve">Vägledning för hänsyn till fåglar – tjäder. </w:t>
+      </w:r>
+      <w:r>
+        <w:t>https://www.skogsstyrelsen.se/globalassets/lag-och-tillsyn/artskydd/vagledningar-for-hansyn-till-faglar/tjader-vagledning-hansyn2.pdf</w:t>
       </w:r>
     </w:p>
     <w:p>
@@ -297,41 +344,6 @@
         <w:t>Acta Ornithologica 40(1): 53–60.</w:t>
       </w:r>
     </w:p>
-    <w:p>
-      <w:pPr>
-        <w:pStyle w:val="Heading1"/>
-      </w:pPr>
-      <w:r>
-        <w:t>Tjäder – ekologi samt krav på livsmiljön</w:t>
-      </w:r>
-    </w:p>
-    <w:p>
-      <w:r>
-        <w:t xml:space="preserve">Tjäder (§4) är en utpräglad skogsfågel knuten till större sammanhängande barrskogsområden. Tupparna och hönorna utnyttjar till viss del olika miljöer, och   habitatvalet varierar dessutom mellan olika delar av året. För att det ska finnas livskraftiga tjäderbestånd krävs funktionella skogslandskap med en blandning av uppvuxen, gles och luckig skog, täta sumpskogar, myrar och andra små våtmarker. Arten försvinner när skogen fragmenteras och den sammanlagda arealen hyggen och andra öppna områden blir för stor. Ett småskaligt och försiktigt virkesuttag genom hyggesfria metoder kan i vissa fall vara möjligt i området inom 200 m från lekcentrum. Längre ut från lekcentrum, inom 200–500 m bör den avverkade ytan inte överskrida 1 hektar för att undvika alltför stora och snabba förändringar. </w:t>
-      </w:r>
-    </w:p>
-    <w:p>
-      <w:pPr>
-        <w:pStyle w:val="Heading2"/>
-      </w:pPr>
-      <w:r>
-        <w:t>Referenser - tjäder</w:t>
-      </w:r>
-    </w:p>
-    <w:p>
-      <w:r>
-        <w:t xml:space="preserve">Skogsstyrelsen, 2019. </w:t>
-      </w:r>
-      <w:r>
-        <w:rPr>
-          <w:i/>
-        </w:rPr>
-        <w:t xml:space="preserve">Vägledning för hänsyn till fåglar – tjäder. </w:t>
-      </w:r>
-      <w:r>
-        <w:t>https://www.skogsstyrelsen.se/globalassets/lag-och-tillsyn/artskydd/vagledningar-for-hansyn-till-faglar/tjader-vagledning-hansyn2.pdf</w:t>
-      </w:r>
-    </w:p>
     <w:sectPr>
       <w:headerReference w:type="even" r:id="rId8"/>
       <w:headerReference w:type="default" r:id="rId9"/>
@@ -460,7 +472,7 @@
     <w:r>
       <w:tab/>
       <w:tab/>
-      <w:t>2024-02-23</w:t>
+      <w:t>2024-02-24</w:t>
       <w:br/>
       <w:br/>
     </w:r>

--- a/tillsyn/A 2142-2019 tillsynsbegäran.docx
+++ b/tillsyn/A 2142-2019 tillsynsbegäran.docx
@@ -472,7 +472,7 @@
     <w:r>
       <w:tab/>
       <w:tab/>
-      <w:t>2024-02-24</w:t>
+      <w:t>2024-02-25</w:t>
       <w:br/>
       <w:br/>
     </w:r>

--- a/tillsyn/A 2142-2019 tillsynsbegäran.docx
+++ b/tillsyn/A 2142-2019 tillsynsbegäran.docx
@@ -40,7 +40,7 @@
     </w:p>
     <w:p>
       <w:r>
-        <w:t>De påträffade naturvårdsarterna är ett tydligt kvitto på att detta rör sig om en skog med mycket höga naturvärden. I Figur 1 visas en karta över det avverkningsanmälda området, där samtliga fyndplatser för naturvårdsarter som finns registrerade på Artportalen har markerats.</w:t>
+        <w:t>De påträffade naturvårdsarterna är ett tydligt kvitto på att detta rör sig om en skog med höga naturvärden. I Figur 1 visas en karta över det avverkningsanmälda området, där samtliga fyndplatser för naturvårdsarter som finns registrerade på Artportalen har markerats.</w:t>
       </w:r>
     </w:p>
     <w:p>
@@ -472,7 +472,7 @@
     <w:r>
       <w:tab/>
       <w:tab/>
-      <w:t>2024-02-25</w:t>
+      <w:t>2024-02-26</w:t>
       <w:br/>
       <w:br/>
     </w:r>

--- a/tillsyn/A 2142-2019 tillsynsbegäran.docx
+++ b/tillsyn/A 2142-2019 tillsynsbegäran.docx
@@ -472,7 +472,7 @@
     <w:r>
       <w:tab/>
       <w:tab/>
-      <w:t>2024-02-26</w:t>
+      <w:t>2024-02-27</w:t>
       <w:br/>
       <w:br/>
     </w:r>

--- a/tillsyn/A 2142-2019 tillsynsbegäran.docx
+++ b/tillsyn/A 2142-2019 tillsynsbegäran.docx
@@ -472,7 +472,7 @@
     <w:r>
       <w:tab/>
       <w:tab/>
-      <w:t>2024-02-27</w:t>
+      <w:t>2024-02-28</w:t>
       <w:br/>
       <w:br/>
     </w:r>

--- a/tillsyn/A 2142-2019 tillsynsbegäran.docx
+++ b/tillsyn/A 2142-2019 tillsynsbegäran.docx
@@ -472,7 +472,7 @@
     <w:r>
       <w:tab/>
       <w:tab/>
-      <w:t>2024-02-28</w:t>
+      <w:t>2024-02-29</w:t>
       <w:br/>
       <w:br/>
     </w:r>

--- a/tillsyn/A 2142-2019 tillsynsbegäran.docx
+++ b/tillsyn/A 2142-2019 tillsynsbegäran.docx
@@ -472,7 +472,7 @@
     <w:r>
       <w:tab/>
       <w:tab/>
-      <w:t>2024-02-29</w:t>
+      <w:t>2024-03-01</w:t>
       <w:br/>
       <w:br/>
     </w:r>

--- a/tillsyn/A 2142-2019 tillsynsbegäran.docx
+++ b/tillsyn/A 2142-2019 tillsynsbegäran.docx
@@ -472,7 +472,7 @@
     <w:r>
       <w:tab/>
       <w:tab/>
-      <w:t>2024-03-01</w:t>
+      <w:t>2024-03-02</w:t>
       <w:br/>
       <w:br/>
     </w:r>

--- a/tillsyn/A 2142-2019 tillsynsbegäran.docx
+++ b/tillsyn/A 2142-2019 tillsynsbegäran.docx
@@ -472,7 +472,7 @@
     <w:r>
       <w:tab/>
       <w:tab/>
-      <w:t>2024-03-02</w:t>
+      <w:t>2024-03-03</w:t>
       <w:br/>
       <w:br/>
     </w:r>

--- a/tillsyn/A 2142-2019 tillsynsbegäran.docx
+++ b/tillsyn/A 2142-2019 tillsynsbegäran.docx
@@ -472,7 +472,7 @@
     <w:r>
       <w:tab/>
       <w:tab/>
-      <w:t>2024-03-03</w:t>
+      <w:t>2024-03-04</w:t>
       <w:br/>
       <w:br/>
     </w:r>

--- a/tillsyn/A 2142-2019 tillsynsbegäran.docx
+++ b/tillsyn/A 2142-2019 tillsynsbegäran.docx
@@ -472,7 +472,7 @@
     <w:r>
       <w:tab/>
       <w:tab/>
-      <w:t>2024-03-04</w:t>
+      <w:t>2024-03-05</w:t>
       <w:br/>
       <w:br/>
     </w:r>

--- a/tillsyn/A 2142-2019 tillsynsbegäran.docx
+++ b/tillsyn/A 2142-2019 tillsynsbegäran.docx
@@ -472,7 +472,7 @@
     <w:r>
       <w:tab/>
       <w:tab/>
-      <w:t>2024-03-05</w:t>
+      <w:t>2024-03-06</w:t>
       <w:br/>
       <w:br/>
     </w:r>

--- a/tillsyn/A 2142-2019 tillsynsbegäran.docx
+++ b/tillsyn/A 2142-2019 tillsynsbegäran.docx
@@ -472,7 +472,7 @@
     <w:r>
       <w:tab/>
       <w:tab/>
-      <w:t>2024-03-06</w:t>
+      <w:t>2024-03-07</w:t>
       <w:br/>
       <w:br/>
     </w:r>

--- a/tillsyn/A 2142-2019 tillsynsbegäran.docx
+++ b/tillsyn/A 2142-2019 tillsynsbegäran.docx
@@ -472,7 +472,7 @@
     <w:r>
       <w:tab/>
       <w:tab/>
-      <w:t>2024-03-07</w:t>
+      <w:t>2024-03-08</w:t>
       <w:br/>
       <w:br/>
     </w:r>

--- a/tillsyn/A 2142-2019 tillsynsbegäran.docx
+++ b/tillsyn/A 2142-2019 tillsynsbegäran.docx
@@ -472,7 +472,7 @@
     <w:r>
       <w:tab/>
       <w:tab/>
-      <w:t>2024-03-08</w:t>
+      <w:t>2024-03-09</w:t>
       <w:br/>
       <w:br/>
     </w:r>

--- a/tillsyn/A 2142-2019 tillsynsbegäran.docx
+++ b/tillsyn/A 2142-2019 tillsynsbegäran.docx
@@ -472,7 +472,7 @@
     <w:r>
       <w:tab/>
       <w:tab/>
-      <w:t>2024-03-09</w:t>
+      <w:t>2024-03-10</w:t>
       <w:br/>
       <w:br/>
     </w:r>

--- a/tillsyn/A 2142-2019 tillsynsbegäran.docx
+++ b/tillsyn/A 2142-2019 tillsynsbegäran.docx
@@ -472,7 +472,7 @@
     <w:r>
       <w:tab/>
       <w:tab/>
-      <w:t>2024-03-10</w:t>
+      <w:t>2024-03-11</w:t>
       <w:br/>
       <w:br/>
     </w:r>

--- a/tillsyn/A 2142-2019 tillsynsbegäran.docx
+++ b/tillsyn/A 2142-2019 tillsynsbegäran.docx
@@ -472,7 +472,7 @@
     <w:r>
       <w:tab/>
       <w:tab/>
-      <w:t>2024-03-11</w:t>
+      <w:t>2024-03-12</w:t>
       <w:br/>
       <w:br/>
     </w:r>

--- a/tillsyn/A 2142-2019 tillsynsbegäran.docx
+++ b/tillsyn/A 2142-2019 tillsynsbegäran.docx
@@ -472,7 +472,7 @@
     <w:r>
       <w:tab/>
       <w:tab/>
-      <w:t>2024-03-12</w:t>
+      <w:t>2024-03-13</w:t>
       <w:br/>
       <w:br/>
     </w:r>
